--- a/vbhc-vn/skills/vbhc-vn/examples/ubnd/bao-cao-vp-ubnd.docx
+++ b/vbhc-vn/skills/vbhc-vn/examples/ubnd/bao-cao-vp-ubnd.docx
@@ -135,7 +135,7 @@
                 <w:b/>
                 <w:bCs/>
               </w:rPr>
-              <w:t>Độc lập - Tự do - Hạnh phúc</w:t>
+              <w:t>Độc lập – Tự do – Hạnh phúc</w:t>
             </w:r>
           </w:p>
           <w:p>
